--- a/Teknisk_plattform_HEI_chatbot.docx
+++ b/Teknisk_plattform_HEI_chatbot.docx
@@ -174,7 +174,29 @@
           </w:tcPr>
           <w:p>
             <w:r>
-              <w:t>Pluggbart via LLM_PROVIDER: Azure OpenAI (standard) eller Anthropic Claude</w:t>
+              <w:t>Pluggbart via LLM_PROVIDER: Azure OpenAI (standard), Anthropic Claude eller Mistral</w:t>
+            </w:r>
+          </w:p>
+        </w:tc>
+      </w:tr>
+      <w:tr>
+        <w:tc>
+          <w:tcPr>
+            <w:tcW w:type="dxa" w:w="4320"/>
+          </w:tcPr>
+          <w:p>
+            <w:r>
+              <w:t>LLM (hjelpekall)</w:t>
+            </w:r>
+          </w:p>
+        </w:tc>
+        <w:tc>
+          <w:tcPr>
+            <w:tcW w:type="dxa" w:w="4320"/>
+          </w:tcPr>
+          <w:p>
+            <w:r>
+              <w:t>Egen, billigere «fast»-modell for spørsmålsanalyse, entailment-sjekk og relaterte spørsmål – tokens og kostnad telles per modell</w:t>
             </w:r>
           </w:p>
         </w:tc>
@@ -249,6 +271,11 @@
     <w:p>
       <w:r>
         <w:t>Indeksene lastes asynkront i bakgrunnen ved oppstart, og /healthz rapporterer når de er klare.</w:t>
+      </w:r>
+    </w:p>
+    <w:p>
+      <w:r>
+        <w:t>Svarene produseres av en LangGraph-arbeidsflyt som klassifiserer spørsmålet (alvorlighetsgrad, brukerens ståsted), ruter safety-kritiske spørsmål til egne noder uten oppslag i kunnskapsbasen, og ellers verifiserer hver påstand mot kildene før svaret strømmes ut.</w:t>
       </w:r>
     </w:p>
     <w:p>
@@ -426,7 +453,7 @@
         <w:pStyle w:val="ListBullet"/>
       </w:pPr>
       <w:r>
-        <w:t>Server: Python + Quart/Hypercorn, RAG med LlamaIndex/FAISS, agentlogikk i LangGraph/LangChain, LLM fra Azure OpenAI eller Anthropic Claude – på Azure.</w:t>
+        <w:t>Server: Python + Quart/Hypercorn, RAG med LlamaIndex/FAISS, agentlogikk i LangGraph/LangChain, LLM fra Azure OpenAI, Anthropic Claude eller Mistral – på Azure.</w:t>
       </w:r>
     </w:p>
     <w:p>
